--- a/flow/20230914_vu_template/drafts/2024-11-u/01-ПТ-Теодора_Ромжі.docx
+++ b/flow/20230914_vu_template/drafts/2024-11-u/01-ПТ-Теодора_Ромжі.docx
@@ -7898,29 +7898,19 @@
       </w:pPr>
       <w:r>
         <w:rPr>
-          <w:rFonts w:ascii="Times New Roman" w:hAnsi="Times New Roman" w:cs="Times New Roman"/>
+          <w:rFonts w:ascii="Times New Roman" w:hAnsi="Times New Roman"/>
           <w:i/>
           <w:color w:val="FF4400"/>
           <w:sz w:val="24"/>
-          <w:szCs w:val="24"/>
         </w:rPr>
         <w:t>Священник:</w:t>
       </w:r>
       <w:r>
         <w:rPr>
-          <w:rFonts w:ascii="Times New Roman" w:hAnsi="Times New Roman" w:cs="Times New Roman"/>
-          <w:sz w:val="24"/>
-          <w:szCs w:val="24"/>
-        </w:rPr>
-        <w:t xml:space="preserve"> Бо Тобі належить усяка слава, честь і пок</w:t>
-      </w:r>
-      <w:r>
-        <w:rPr>
-          <w:rFonts w:ascii="Times New Roman" w:hAnsi="Times New Roman" w:cs="Times New Roman"/>
-          <w:sz w:val="24"/>
-          <w:szCs w:val="24"/>
-        </w:rPr>
-        <w:t>лоніння, Отцю, і Сину, і Святому Духові, нині, і повсякчас, і на віки віків.</w:t>
+          <w:rFonts w:ascii="Times New Roman" w:hAnsi="Times New Roman"/>
+          <w:sz w:val="24"/>
+        </w:rPr>
+        <w:t xml:space="preserve"> Бо Тобі належить усяка слава, честь і поклоніння, Отцю, і Сину, і Святому Духові, нині, і повсякчас, і на віки віків.</w:t>
       </w:r>
     </w:p>
     <w:p>
@@ -8463,7 +8453,7 @@
       </w:pPr>
       <w:r>
         <w:rPr>
-          <w:rFonts w:ascii="Times New Roman" w:hAnsi="Times New Roman" w:cs="Times New Roman"/>
+          <w:rFonts w:ascii="Times New Roman" w:hAnsi="Times New Roman"/>
           <w:i/>
           <w:color w:val="FF4400"/>
           <w:sz w:val="24"/>
@@ -8472,8 +8462,7 @@
       </w:r>
       <w:r>
         <w:rPr>
-          <w:rFonts w:ascii="Times New Roman" w:hAnsi="Times New Roman" w:cs="Times New Roman"/>
-          <w:color w:val="000000"/>
+          <w:rFonts w:ascii="Times New Roman" w:hAnsi="Times New Roman"/>
           <w:sz w:val="24"/>
         </w:rPr>
         <w:t xml:space="preserve"> Бо Твоя є влада і Твоє є царство, і сила, і слава, Отця, і Сина, і Святого Духа, нині, і повсякчас, і на віки віків.</w:t>
@@ -14718,29 +14707,19 @@
       </w:pPr>
       <w:r>
         <w:rPr>
-          <w:rFonts w:ascii="Times New Roman" w:hAnsi="Times New Roman" w:cs="Times New Roman"/>
+          <w:rFonts w:ascii="Times New Roman" w:hAnsi="Times New Roman"/>
           <w:i/>
           <w:color w:val="FF4400"/>
           <w:sz w:val="24"/>
-          <w:szCs w:val="24"/>
-        </w:rPr>
-        <w:t xml:space="preserve">Священник: </w:t>
-      </w:r>
-      <w:r>
-        <w:rPr>
-          <w:rFonts w:ascii="Times New Roman" w:hAnsi="Times New Roman" w:cs="Times New Roman"/>
-          <w:sz w:val="24"/>
-          <w:szCs w:val="24"/>
-        </w:rPr>
-        <w:t>Бо милостивий і люди</w:t>
-      </w:r>
-      <w:r>
-        <w:rPr>
-          <w:rFonts w:ascii="Times New Roman" w:hAnsi="Times New Roman" w:cs="Times New Roman"/>
-          <w:sz w:val="24"/>
-          <w:szCs w:val="24"/>
-        </w:rPr>
-        <w:t>нолюбний Бог єси, і Тобі славу возсилаємо, Отцю, і Сину, і Святому Духові, нині, і повсякчас, і на віки віків.</w:t>
+        </w:rPr>
+        <w:t>Священник:</w:t>
+      </w:r>
+      <w:r>
+        <w:rPr>
+          <w:rFonts w:ascii="Times New Roman" w:hAnsi="Times New Roman"/>
+          <w:sz w:val="24"/>
+        </w:rPr>
+        <w:t xml:space="preserve"> Бо милостивий і людинолюбний Бог єси, і Тобі славу возсилаємо, Отцю, і Сину, і Святому Духові, нині, і повсякчас, і на віки віків.</w:t>
       </w:r>
     </w:p>
     <w:p>
@@ -19547,16 +19526,16 @@
       </w:pPr>
       <w:r>
         <w:rPr>
-          <w:rFonts w:ascii="Times New Roman" w:hAnsi="Times New Roman" w:cs="Times New Roman"/>
-          <w:i/>
-          <w:color w:val="FF0000"/>
+          <w:rFonts w:ascii="Times New Roman" w:hAnsi="Times New Roman"/>
+          <w:i/>
+          <w:color w:val="FF4400"/>
           <w:sz w:val="24"/>
         </w:rPr>
         <w:t>Священник:</w:t>
       </w:r>
       <w:r>
         <w:rPr>
-          <w:rFonts w:ascii="Times New Roman" w:hAnsi="Times New Roman" w:cs="Times New Roman"/>
+          <w:rFonts w:ascii="Times New Roman" w:hAnsi="Times New Roman"/>
           <w:sz w:val="24"/>
         </w:rPr>
         <w:t xml:space="preserve"> Бо Твоє є царство, і сила, і слава, Отця, і Сина, і Святого Духа, нині, і повсякчас, і на віки віків.</w:t>
@@ -20288,27 +20267,19 @@
       </w:pPr>
       <w:r>
         <w:rPr>
-          <w:rFonts w:ascii="Times New Roman" w:hAnsi="Times New Roman" w:cs="Times New Roman"/>
-          <w:i/>
-          <w:color w:val="FF0000"/>
+          <w:rFonts w:ascii="Times New Roman" w:hAnsi="Times New Roman"/>
+          <w:i/>
+          <w:color w:val="FF4400"/>
           <w:sz w:val="24"/>
         </w:rPr>
         <w:t>Священник:</w:t>
       </w:r>
       <w:r>
         <w:rPr>
-          <w:rFonts w:ascii="Times New Roman" w:hAnsi="Times New Roman" w:cs="Times New Roman"/>
-          <w:color w:val="FF0000"/>
-          <w:sz w:val="24"/>
-        </w:rPr>
-        <w:t xml:space="preserve"> </w:t>
-      </w:r>
-      <w:r>
-        <w:rPr>
-          <w:rFonts w:ascii="Times New Roman" w:hAnsi="Times New Roman" w:cs="Times New Roman"/>
-          <w:sz w:val="24"/>
-        </w:rPr>
-        <w:t>Благослове́нний Христо́с Бог наш, за́вжди, ни́ні, і повсякча́с, і на ві́ки вікі́в.</w:t>
+          <w:rFonts w:ascii="Times New Roman" w:hAnsi="Times New Roman"/>
+          <w:sz w:val="24"/>
+        </w:rPr>
+        <w:t xml:space="preserve"> Благослове́нний Христо́с Бог наш, за́вжди, ни́ні, і повсякча́с, і на ві́ки вікі́в.</w:t>
       </w:r>
     </w:p>
     <w:p>
@@ -20352,27 +20323,19 @@
       </w:pPr>
       <w:r>
         <w:rPr>
-          <w:rFonts w:ascii="Times New Roman" w:hAnsi="Times New Roman" w:cs="Times New Roman"/>
-          <w:i/>
-          <w:color w:val="FF0000"/>
+          <w:rFonts w:ascii="Times New Roman" w:hAnsi="Times New Roman"/>
+          <w:i/>
+          <w:color w:val="FF4400"/>
           <w:sz w:val="24"/>
         </w:rPr>
         <w:t>Священник:</w:t>
       </w:r>
       <w:r>
         <w:rPr>
-          <w:rFonts w:ascii="Times New Roman" w:hAnsi="Times New Roman" w:cs="Times New Roman"/>
-          <w:color w:val="FF0000"/>
-          <w:sz w:val="24"/>
-        </w:rPr>
-        <w:t xml:space="preserve"> </w:t>
-      </w:r>
-      <w:r>
-        <w:rPr>
-          <w:rFonts w:ascii="Times New Roman" w:hAnsi="Times New Roman" w:cs="Times New Roman"/>
-          <w:sz w:val="24"/>
-        </w:rPr>
-        <w:t>Пресвята́ Богоро́дице, спаси́ нас.</w:t>
+          <w:rFonts w:ascii="Times New Roman" w:hAnsi="Times New Roman"/>
+          <w:sz w:val="24"/>
+        </w:rPr>
+        <w:t xml:space="preserve"> Пресвята́ Богоро́дице, спаси́ нас.</w:t>
       </w:r>
     </w:p>
     <w:p>
@@ -20416,27 +20379,19 @@
       </w:pPr>
       <w:r>
         <w:rPr>
-          <w:rFonts w:ascii="Times New Roman" w:hAnsi="Times New Roman" w:cs="Times New Roman"/>
-          <w:i/>
-          <w:color w:val="FF0000"/>
+          <w:rFonts w:ascii="Times New Roman" w:hAnsi="Times New Roman"/>
+          <w:i/>
+          <w:color w:val="FF4400"/>
           <w:sz w:val="24"/>
         </w:rPr>
         <w:t>Священник:</w:t>
       </w:r>
       <w:r>
         <w:rPr>
-          <w:rFonts w:ascii="Times New Roman" w:hAnsi="Times New Roman" w:cs="Times New Roman"/>
-          <w:color w:val="FF0000"/>
-          <w:sz w:val="24"/>
-        </w:rPr>
-        <w:t xml:space="preserve"> </w:t>
-      </w:r>
-      <w:r>
-        <w:rPr>
-          <w:rFonts w:ascii="Times New Roman" w:hAnsi="Times New Roman" w:cs="Times New Roman"/>
-          <w:sz w:val="24"/>
-        </w:rPr>
-        <w:t>Сла́ва Тобі́, Хри́сте Бо́же, упова́ння на́ше, сла́ва Тобі́!</w:t>
+          <w:rFonts w:ascii="Times New Roman" w:hAnsi="Times New Roman"/>
+          <w:sz w:val="24"/>
+        </w:rPr>
+        <w:t xml:space="preserve"> Сла́ва Тобі́, Хри́сте Бо́же, упова́ння на́ше, сла́ва Тобі́!</w:t>
       </w:r>
     </w:p>
     <w:p>
@@ -20497,56 +20452,38 @@
     <w:p>
       <w:pPr>
         <w:spacing w:after="120"/>
-        <w:jc w:val="both"/>
-        <w:rPr>
-          <w:rFonts w:ascii="Times New Roman" w:hAnsi="Times New Roman" w:cs="Times New Roman"/>
-          <w:sz w:val="24"/>
-          <w:szCs w:val="24"/>
-        </w:rPr>
-      </w:pPr>
-      <w:r>
-        <w:rPr>
-          <w:rFonts w:ascii="Times New Roman" w:hAnsi="Times New Roman" w:cs="Times New Roman"/>
-          <w:i/>
-          <w:color w:val="FF0000"/>
-          <w:sz w:val="24"/>
-          <w:szCs w:val="24"/>
-        </w:rPr>
-        <w:t>Священик:</w:t>
-      </w:r>
-      <w:r>
-        <w:rPr>
-          <w:rFonts w:ascii="Times New Roman" w:hAnsi="Times New Roman" w:cs="Times New Roman"/>
-          <w:sz w:val="24"/>
-          <w:szCs w:val="24"/>
-        </w:rPr>
-        <w:t xml:space="preserve"> Христос, істинний Бог наш, молитвами пречистої своєї Матері, святих, славних і всехвальних апостолів, блаженного священномученика Теодора Ромжі, </w:t>
-      </w:r>
-      <w:r>
-        <w:rPr>
-          <w:rFonts w:ascii="Times New Roman" w:hAnsi="Times New Roman" w:cs="Times New Roman"/>
-          <w:sz w:val="24"/>
-          <w:szCs w:val="24"/>
-        </w:rPr>
-        <w:t xml:space="preserve">світлу пам'ять якого днесь урочисто святкуємо, і святого </w:t>
-      </w:r>
-      <w:r>
-        <w:rPr>
-          <w:rFonts w:ascii="Times New Roman" w:hAnsi="Times New Roman" w:cs="Times New Roman"/>
-          <w:i/>
-          <w:color w:val="FF0000"/>
-          <w:sz w:val="24"/>
-          <w:szCs w:val="24"/>
-        </w:rPr>
-        <w:t>(ім'я, якого є храм)</w:t>
-      </w:r>
-      <w:r>
-        <w:rPr>
-          <w:rFonts w:ascii="Times New Roman" w:hAnsi="Times New Roman" w:cs="Times New Roman"/>
-          <w:sz w:val="24"/>
-          <w:szCs w:val="24"/>
-        </w:rPr>
-        <w:t>, і всіх святих, помилує і спасе нас, як благий і людинолюбний.</w:t>
+      </w:pPr>
+      <w:r>
+        <w:rPr>
+          <w:rFonts w:ascii="Times New Roman" w:hAnsi="Times New Roman"/>
+          <w:i/>
+          <w:color w:val="FF4400"/>
+          <w:sz w:val="24"/>
+        </w:rPr>
+        <w:t>Священник:</w:t>
+      </w:r>
+      <w:r>
+        <w:rPr>
+          <w:rFonts w:ascii="Times New Roman" w:hAnsi="Times New Roman"/>
+          <w:sz w:val="24"/>
+        </w:rPr>
+        <w:t xml:space="preserve"> Христос, істинний Бог наш - молитвами пречистої Своєї Матері, святих славних і всехвальних апостолів, і святого, </w:t>
+      </w:r>
+      <w:r>
+        <w:rPr>
+          <w:rFonts w:ascii="Times New Roman" w:hAnsi="Times New Roman"/>
+          <w:i/>
+          <w:color w:val="FF4400"/>
+          <w:sz w:val="24"/>
+        </w:rPr>
+        <w:t>якого є храм</w:t>
+      </w:r>
+      <w:r>
+        <w:rPr>
+          <w:rFonts w:ascii="Times New Roman" w:hAnsi="Times New Roman"/>
+          <w:sz w:val="24"/>
+        </w:rPr>
+        <w:t>, і священномученика Теодора Ромжі, єпископа Мукачівського, якого сьогодні пам'ять світло звершуємо, cвятих чудотворців і безсрібників Косми й Дам’яна, і всіх святих - помилує і спасе нас як благий і людинолюбний.</w:t>
       </w:r>
     </w:p>
     <w:p>
@@ -24721,29 +24658,19 @@
       </w:pPr>
       <w:r>
         <w:rPr>
-          <w:rFonts w:ascii="Times New Roman" w:hAnsi="Times New Roman" w:cs="Times New Roman"/>
+          <w:rFonts w:ascii="Times New Roman" w:hAnsi="Times New Roman"/>
           <w:i/>
           <w:color w:val="FF4400"/>
           <w:sz w:val="24"/>
-          <w:szCs w:val="24"/>
         </w:rPr>
         <w:t>Священник:</w:t>
       </w:r>
       <w:r>
         <w:rPr>
-          <w:rFonts w:ascii="Times New Roman" w:hAnsi="Times New Roman" w:cs="Times New Roman"/>
-          <w:sz w:val="24"/>
-          <w:szCs w:val="24"/>
-        </w:rPr>
-        <w:t xml:space="preserve"> Бо Тобі належить усяка слава, честь і поклоніння, Отцю, і Сину, і С</w:t>
-      </w:r>
-      <w:r>
-        <w:rPr>
-          <w:rFonts w:ascii="Times New Roman" w:hAnsi="Times New Roman" w:cs="Times New Roman"/>
-          <w:sz w:val="24"/>
-          <w:szCs w:val="24"/>
-        </w:rPr>
-        <w:t>вятому Духові, нині, і повсякчас, і на віки віків.</w:t>
+          <w:rFonts w:ascii="Times New Roman" w:hAnsi="Times New Roman"/>
+          <w:sz w:val="24"/>
+        </w:rPr>
+        <w:t xml:space="preserve"> Бо Тобі належить усяка слава, честь і поклоніння, Отцю, і Сину, і Святому Духові, нині, і повсякчас, і на віки віків.</w:t>
       </w:r>
     </w:p>
     <w:p>
@@ -25368,7 +25295,7 @@
       </w:pPr>
       <w:r>
         <w:rPr>
-          <w:rFonts w:ascii="Times New Roman" w:hAnsi="Times New Roman" w:cs="Times New Roman"/>
+          <w:rFonts w:ascii="Times New Roman" w:hAnsi="Times New Roman"/>
           <w:i/>
           <w:color w:val="FF4400"/>
           <w:sz w:val="24"/>
@@ -25377,8 +25304,7 @@
       </w:r>
       <w:r>
         <w:rPr>
-          <w:rFonts w:ascii="Times New Roman" w:hAnsi="Times New Roman" w:cs="Times New Roman"/>
-          <w:color w:val="000000"/>
+          <w:rFonts w:ascii="Times New Roman" w:hAnsi="Times New Roman"/>
           <w:sz w:val="24"/>
         </w:rPr>
         <w:t xml:space="preserve"> Бо Твоя є влада і Твоє є царство, і сила, і слава, Отця, і Сина, і Святого Духа, нині, і повсякчас, і на віки віків.</w:t>
@@ -30123,27 +30049,19 @@
       </w:pPr>
       <w:r>
         <w:rPr>
-          <w:rFonts w:ascii="Times New Roman" w:hAnsi="Times New Roman" w:cs="Times New Roman"/>
-          <w:i/>
-          <w:color w:val="FF0000"/>
-          <w:sz w:val="24"/>
-        </w:rPr>
-        <w:t xml:space="preserve">Священник: </w:t>
-      </w:r>
-      <w:r>
-        <w:rPr>
-          <w:rFonts w:ascii="Times New Roman" w:hAnsi="Times New Roman" w:cs="Times New Roman"/>
-          <w:color w:val="000000"/>
-          <w:sz w:val="24"/>
-        </w:rPr>
-        <w:t>Бо Ти Бог наш і Тобі славу возсилаємо: Отцю, і Сину, і Святому Духові</w:t>
-      </w:r>
-      <w:r>
-        <w:rPr>
-          <w:rFonts w:ascii="Times New Roman" w:hAnsi="Times New Roman" w:cs="Times New Roman"/>
-          <w:sz w:val="24"/>
-        </w:rPr>
-        <w:t>, нині, і повсякчас, і на віки віків.</w:t>
+          <w:rFonts w:ascii="Times New Roman" w:hAnsi="Times New Roman"/>
+          <w:i/>
+          <w:color w:val="FF4400"/>
+          <w:sz w:val="24"/>
+        </w:rPr>
+        <w:t>Священник:</w:t>
+      </w:r>
+      <w:r>
+        <w:rPr>
+          <w:rFonts w:ascii="Times New Roman" w:hAnsi="Times New Roman"/>
+          <w:sz w:val="24"/>
+        </w:rPr>
+        <w:t xml:space="preserve"> Бо Ти Бог наш і Тобі славу возсилаємо: Отцю, і Сину, і Святому Духові, нині, і повсякчас, і на віки віків.</w:t>
       </w:r>
     </w:p>
     <w:p>
@@ -31742,34 +31660,19 @@
       </w:pPr>
       <w:r>
         <w:rPr>
-          <w:rFonts w:ascii="Times New Roman" w:hAnsi="Times New Roman" w:cs="Times New Roman"/>
-          <w:i/>
-          <w:color w:val="FF0000"/>
-          <w:sz w:val="24"/>
-        </w:rPr>
-        <w:t xml:space="preserve">Священник: </w:t>
-      </w:r>
-      <w:r>
-        <w:rPr>
-          <w:rFonts w:ascii="Times New Roman" w:hAnsi="Times New Roman" w:cs="Times New Roman"/>
-          <w:color w:val="000000"/>
-          <w:sz w:val="24"/>
-        </w:rPr>
-        <w:t>Бо Ти цар миру і Спас душ наших – і Тобі славу возсилаємо, Отцю, і Сину, і Святому Духові</w:t>
-      </w:r>
-      <w:r>
-        <w:rPr>
-          <w:rFonts w:ascii="Times New Roman" w:hAnsi="Times New Roman" w:cs="Times New Roman"/>
-          <w:sz w:val="24"/>
-        </w:rPr>
-        <w:t>, нині, і повсякчас, і на віки вік</w:t>
-      </w:r>
-      <w:r>
-        <w:rPr>
-          <w:rFonts w:ascii="Times New Roman" w:hAnsi="Times New Roman" w:cs="Times New Roman"/>
-          <w:sz w:val="24"/>
-        </w:rPr>
-        <w:t>ів.</w:t>
+          <w:rFonts w:ascii="Times New Roman" w:hAnsi="Times New Roman"/>
+          <w:i/>
+          <w:color w:val="FF4400"/>
+          <w:sz w:val="24"/>
+        </w:rPr>
+        <w:t>Священник:</w:t>
+      </w:r>
+      <w:r>
+        <w:rPr>
+          <w:rFonts w:ascii="Times New Roman" w:hAnsi="Times New Roman"/>
+          <w:sz w:val="24"/>
+        </w:rPr>
+        <w:t xml:space="preserve"> Бо Ти цар миру і Спас душ наших – і Тобі славу возсилаємо, Отцю, і Сину, і Святому Духові, нині, і повсякчас, і на віки віків.</w:t>
       </w:r>
     </w:p>
     <w:p>
@@ -33718,7 +33621,7 @@
           <w:sz w:val="24"/>
           <w:szCs w:val="24"/>
         </w:rPr>
-        <w:t xml:space="preserve">Прийдіть всі сьогодні: немовлята, діти, юнаки, дівчата, людинаи з жінками і старці з юнаками, прославмо дивного і славного святителя Христового, Теодора. Світича, що освячує всяку темряву, </w:t>
+        <w:t xml:space="preserve">Прийдіть всі сьогодні: немовлята, діти, юнаки, дівчата, чоловіки з жінками і старці з юнаками, прославмо дивного і славного святителя Христового, Теодора. Світича, що освячує всяку темряву, </w:t>
       </w:r>
       <w:r>
         <w:rPr>
@@ -36103,29 +36006,19 @@
       </w:pPr>
       <w:r>
         <w:rPr>
-          <w:rFonts w:ascii="Times New Roman" w:hAnsi="Times New Roman" w:cs="Times New Roman"/>
+          <w:rFonts w:ascii="Times New Roman" w:hAnsi="Times New Roman"/>
           <w:i/>
           <w:color w:val="FF4400"/>
           <w:sz w:val="24"/>
-          <w:szCs w:val="24"/>
-        </w:rPr>
-        <w:t xml:space="preserve">Священник: </w:t>
-      </w:r>
-      <w:r>
-        <w:rPr>
-          <w:rFonts w:ascii="Times New Roman" w:hAnsi="Times New Roman" w:cs="Times New Roman"/>
-          <w:sz w:val="24"/>
-          <w:szCs w:val="24"/>
-        </w:rPr>
-        <w:t>Бо милостивий і людинолюбний Бог єси, і Тобі славу возсилаємо, Отцю, і Сину, і Св</w:t>
-      </w:r>
-      <w:r>
-        <w:rPr>
-          <w:rFonts w:ascii="Times New Roman" w:hAnsi="Times New Roman" w:cs="Times New Roman"/>
-          <w:sz w:val="24"/>
-          <w:szCs w:val="24"/>
-        </w:rPr>
-        <w:t>ятому Духові, нині, і повсякчас, і на віки віків.</w:t>
+        </w:rPr>
+        <w:t>Священник:</w:t>
+      </w:r>
+      <w:r>
+        <w:rPr>
+          <w:rFonts w:ascii="Times New Roman" w:hAnsi="Times New Roman"/>
+          <w:sz w:val="24"/>
+        </w:rPr>
+        <w:t xml:space="preserve"> Бо милостивий і людинолюбний Бог єси, і Тобі славу возсилаємо, Отцю, і Сину, і Святому Духові, нині, і повсякчас, і на віки віків.</w:t>
       </w:r>
     </w:p>
     <w:p>
@@ -37355,56 +37248,38 @@
     <w:p>
       <w:pPr>
         <w:spacing w:after="120"/>
-        <w:jc w:val="both"/>
-        <w:rPr>
-          <w:rFonts w:ascii="Times New Roman" w:hAnsi="Times New Roman" w:cs="Times New Roman"/>
-          <w:sz w:val="24"/>
-          <w:szCs w:val="24"/>
-        </w:rPr>
-      </w:pPr>
-      <w:r>
-        <w:rPr>
-          <w:rFonts w:ascii="Times New Roman" w:hAnsi="Times New Roman" w:cs="Times New Roman"/>
-          <w:i/>
-          <w:color w:val="FF0000"/>
-          <w:sz w:val="24"/>
-          <w:szCs w:val="24"/>
-        </w:rPr>
-        <w:t>Священик:</w:t>
-      </w:r>
-      <w:r>
-        <w:rPr>
-          <w:rFonts w:ascii="Times New Roman" w:hAnsi="Times New Roman" w:cs="Times New Roman"/>
-          <w:sz w:val="24"/>
-          <w:szCs w:val="24"/>
-        </w:rPr>
-        <w:t xml:space="preserve"> Христос, істинний Бог наш, молитвами пречистої своєї Матері, святих, слав</w:t>
-      </w:r>
-      <w:r>
-        <w:rPr>
-          <w:rFonts w:ascii="Times New Roman" w:hAnsi="Times New Roman" w:cs="Times New Roman"/>
-          <w:sz w:val="24"/>
-          <w:szCs w:val="24"/>
-        </w:rPr>
-        <w:t xml:space="preserve">них і всехвальних апостолів, блаженного священномученика Теодора Ромжі, світлу пам'ять якого днесь урочисто святкуємо, і святого </w:t>
-      </w:r>
-      <w:r>
-        <w:rPr>
-          <w:rFonts w:ascii="Times New Roman" w:hAnsi="Times New Roman" w:cs="Times New Roman"/>
-          <w:i/>
-          <w:color w:val="FF0000"/>
-          <w:sz w:val="24"/>
-          <w:szCs w:val="24"/>
-        </w:rPr>
-        <w:t>(ім'я, якого є храм)</w:t>
-      </w:r>
-      <w:r>
-        <w:rPr>
-          <w:rFonts w:ascii="Times New Roman" w:hAnsi="Times New Roman" w:cs="Times New Roman"/>
-          <w:sz w:val="24"/>
-          <w:szCs w:val="24"/>
-        </w:rPr>
-        <w:t>, і всіх святих, помилує і спасе нас, як благий і людинолюбний.</w:t>
+      </w:pPr>
+      <w:r>
+        <w:rPr>
+          <w:rFonts w:ascii="Times New Roman" w:hAnsi="Times New Roman"/>
+          <w:i/>
+          <w:color w:val="FF4400"/>
+          <w:sz w:val="24"/>
+        </w:rPr>
+        <w:t>Священник:</w:t>
+      </w:r>
+      <w:r>
+        <w:rPr>
+          <w:rFonts w:ascii="Times New Roman" w:hAnsi="Times New Roman"/>
+          <w:sz w:val="24"/>
+        </w:rPr>
+        <w:t xml:space="preserve"> Христос, істинний Бог наш - молитвами пречистої Своєї Матері, святих славних і всехвальних апостолів, і святого, </w:t>
+      </w:r>
+      <w:r>
+        <w:rPr>
+          <w:rFonts w:ascii="Times New Roman" w:hAnsi="Times New Roman"/>
+          <w:i/>
+          <w:color w:val="FF4400"/>
+          <w:sz w:val="24"/>
+        </w:rPr>
+        <w:t>якого є храм</w:t>
+      </w:r>
+      <w:r>
+        <w:rPr>
+          <w:rFonts w:ascii="Times New Roman" w:hAnsi="Times New Roman"/>
+          <w:sz w:val="24"/>
+        </w:rPr>
+        <w:t>, і священномученика Теодора Ромжі, єпископа Мукачівського, якого сьогодні пам'ять світло звершуємо, cвятих чудотворців і безсрібників Косми й Дам’яна, і всіх святих - помилує і спасе нас як благий і людинолюбний.</w:t>
       </w:r>
     </w:p>
     <w:p>
